--- a/Backend/Director_Disclosure/Output_Disclosures/2024-25/ADANI_SOLAR_ENERGY_JODHPUR_TEN_LIMITED/DIR-8/DIR8_Kiritkumar_Rameshbhai_Khunt_09227295.docx
+++ b/Backend/Director_Disclosure/Output_Disclosures/2024-25/ADANI_SOLAR_ENERGY_JODHPUR_TEN_LIMITED/DIR-8/DIR8_Kiritkumar_Rameshbhai_Khunt_09227295.docx
@@ -410,7 +410,7 @@
                 <w:b w:val="0"/>
                 <w:sz w:val="23"/>
               </w:rPr>
-              <w:t>ADANI GREEN ENERGY SIXTY FIVE LIMITED</w:t>
+              <w:t>ADANI GREEN ENERGY SIXTY SIX LIMITED</w:t>
             </w:r>
           </w:p>
         </w:tc>
@@ -550,7 +550,7 @@
                 <w:b w:val="0"/>
                 <w:sz w:val="23"/>
               </w:rPr>
-              <w:t>ADANI GREEN ENERGY SIXTY SIX LIMITED</w:t>
+              <w:t>ADANI GREEN ENERGY SIXTY FIVE LIMITED</w:t>
             </w:r>
           </w:p>
         </w:tc>
@@ -620,7 +620,7 @@
                 <w:b w:val="0"/>
                 <w:sz w:val="23"/>
               </w:rPr>
-              <w:t>ADANI SOLAR ENERGY JAISALMER ONE PRIVATE LIMITED</w:t>
+              <w:t>ADANI RENEWABLE ENERGY HOLDING SIXTEEN LIMITED</w:t>
             </w:r>
           </w:p>
         </w:tc>
@@ -690,7 +690,7 @@
                 <w:b w:val="0"/>
                 <w:sz w:val="23"/>
               </w:rPr>
-              <w:t>ADANI RENEWABLE ENERGY HOLDING SIXTEEN LIMITED</w:t>
+              <w:t>ADANI SOLAR ENERGY JAISALMER ONE PRIVATE LIMITED</w:t>
             </w:r>
           </w:p>
         </w:tc>
@@ -830,7 +830,7 @@
                 <w:b w:val="0"/>
                 <w:sz w:val="23"/>
               </w:rPr>
-              <w:t>ADANI SOLAR ENERGY JODHPUR NINE LIMITED</w:t>
+              <w:t>ADANI SOLAR ENERGY JODHPUR EIGHT LIMITED</w:t>
             </w:r>
           </w:p>
         </w:tc>
@@ -900,7 +900,7 @@
                 <w:b w:val="0"/>
                 <w:sz w:val="23"/>
               </w:rPr>
-              <w:t>ADANI SOLAR ENERGY JODHPUR EIGHT LIMITED</w:t>
+              <w:t>ADANI SOLAR ENERGY JODHPUR NINE LIMITED</w:t>
             </w:r>
           </w:p>
         </w:tc>
@@ -1105,7 +1105,7 @@
           <w:b w:val="0"/>
           <w:sz w:val="23"/>
         </w:rPr>
-        <w:t xml:space="preserve">Date: 07th May, 2026</w:t>
+        <w:t xml:space="preserve">Date: 15th May, 2026</w:t>
         <w:tab/>
       </w:r>
     </w:p>

--- a/Backend/Director_Disclosure/Output_Disclosures/2024-25/ADANI_SOLAR_ENERGY_JODHPUR_TEN_LIMITED/DIR-8/DIR8_Kiritkumar_Rameshbhai_Khunt_09227295.docx
+++ b/Backend/Director_Disclosure/Output_Disclosures/2024-25/ADANI_SOLAR_ENERGY_JODHPUR_TEN_LIMITED/DIR-8/DIR8_Kiritkumar_Rameshbhai_Khunt_09227295.docx
@@ -410,7 +410,7 @@
                 <w:b w:val="0"/>
                 <w:sz w:val="23"/>
               </w:rPr>
-              <w:t>ADANI GREEN ENERGY SIXTY SIX LIMITED</w:t>
+              <w:t>ADANI GREEN ENERGY SIXTY FIVE LIMITED</w:t>
             </w:r>
           </w:p>
         </w:tc>
@@ -550,7 +550,7 @@
                 <w:b w:val="0"/>
                 <w:sz w:val="23"/>
               </w:rPr>
-              <w:t>ADANI GREEN ENERGY SIXTY FIVE LIMITED</w:t>
+              <w:t>ADANI GREEN ENERGY SIXTY SIX LIMITED</w:t>
             </w:r>
           </w:p>
         </w:tc>
@@ -760,7 +760,7 @@
                 <w:b w:val="0"/>
                 <w:sz w:val="23"/>
               </w:rPr>
-              <w:t>ADANI SOLAR ENERGY JODHPUR TEN LIMITED</w:t>
+              <w:t>ADANI RENEWABLE ENERGY HOLDING NINETEEN PRIVATE LIMITED</w:t>
             </w:r>
           </w:p>
         </w:tc>
@@ -779,7 +779,7 @@
                 <w:b w:val="0"/>
                 <w:sz w:val="23"/>
               </w:rPr>
-              <w:t>20/06/2024</w:t>
+              <w:t>21/06/2024</w:t>
             </w:r>
           </w:p>
         </w:tc>
@@ -830,7 +830,7 @@
                 <w:b w:val="0"/>
                 <w:sz w:val="23"/>
               </w:rPr>
-              <w:t>ADANI SOLAR ENERGY JODHPUR EIGHT LIMITED</w:t>
+              <w:t>ADANI SOLAR ENERGY JODHPUR TEN LIMITED</w:t>
             </w:r>
           </w:p>
         </w:tc>
@@ -849,7 +849,7 @@
                 <w:b w:val="0"/>
                 <w:sz w:val="23"/>
               </w:rPr>
-              <w:t>19/06/2024</w:t>
+              <w:t>20/06/2024</w:t>
             </w:r>
           </w:p>
         </w:tc>
@@ -970,7 +970,7 @@
                 <w:b w:val="0"/>
                 <w:sz w:val="23"/>
               </w:rPr>
-              <w:t>ADANI RENEWABLE ENERGY HOLDING NINETEEN PRIVATE LIMITED</w:t>
+              <w:t>ADANI SOLAR ENERGY JODHPUR EIGHT LIMITED</w:t>
             </w:r>
           </w:p>
         </w:tc>
@@ -989,7 +989,7 @@
                 <w:b w:val="0"/>
                 <w:sz w:val="23"/>
               </w:rPr>
-              <w:t>31/01/2024</w:t>
+              <w:t>19/06/2024</w:t>
             </w:r>
           </w:p>
         </w:tc>
@@ -1105,7 +1105,7 @@
           <w:b w:val="0"/>
           <w:sz w:val="23"/>
         </w:rPr>
-        <w:t xml:space="preserve">Date: 15th May, 2026</w:t>
+        <w:t xml:space="preserve">Date: 08th June, 2026</w:t>
         <w:tab/>
       </w:r>
     </w:p>
